--- a/docs/Twitter文本情感分析实验报告（答辩版）.docx
+++ b/docs/Twitter文本情感分析实验报告（答辩版）.docx
@@ -1586,7 +1586,7 @@
                 <w:color w:val="1f2933"/>
                 <w:sz w:val="22"/>
               </w:rPr>
-              <w:t>本节要点：数据集原始标签有四类是 Positive / Negative / Neutral / Irrelevant，按数据集官方说明把 Irrelevant 并入 Neutral，统一为三分类。样本按类别分层划分为训练集 59,725 条、验证集 7,466 条、测试集 7,466 条，比例 8 : 1 : 1。</w:t>
+              <w:t>本节要点：数据集原始标签有四类是 Positive / Negative / Neutral / Irrelevant，按数据集官方说明把 Irrelevant 并入 Neutral，统一为三分类。样本按类别分层划分为训练集 59,725 条、验证集 7,466 条、测试集 7,466 条，比例 8 : 1 : 1。三类样本量分别是 Negative 22,526、Neutral 31,268、Positive 20,863，中性偏多，所以指标同时看 Accuracy 和 Macro-F1，后者不按样本数加权。</w:t>
             </w:r>
           </w:p>
         </w:tc>
@@ -2669,7 +2669,7 @@
           <w:color w:val="1f2933"/>
           <w:sz w:val="24"/>
         </w:rPr>
-        <w:t>预处理分四步：清洗（去掉 URL、@用户、标点，统一小写）、按空格分词、按词表映射成整数 ID、把长度统一到 L。统一长度这一步是填空题的关键，长句截掉尾部多余的词，短句在尾部补 &lt;PAD&gt;，最终得到形状为 N × L 的整数矩阵。</w:t>
+        <w:t>预处理分四步：清洗（去掉 URL、@用户、标点，统一小写）、按空格分词、按词表映射成整数 ID、把长度统一到 L。最后一步要解决的是句子长短不一的问题：长句截掉尾部多余的词，短句在尾部补 &lt;PAD&gt;，最终得到形状为 N × L 的整数矩阵。</w:t>
       </w:r>
     </w:p>
     <w:p>
@@ -8087,7 +8087,7 @@
           <w:color w:val="1f2933"/>
           <w:sz w:val="24"/>
         </w:rPr>
-        <w:t>Word2Vec 预训练平均高出 0.79 个百分点，收敛也更快：Word2Vec 组多在 7 轮左右到最优，Embedding 组大多要 10 到 12 轮。换成 Word2Vec 之后双向相对单向仍有 0.54 个百分点的优势，说明双向的优势不依赖向量化方式。</w:t>
+        <w:t>Word2Vec 预训练平均高出 0.79 个百分点，收敛也更快：Word2Vec 组六个模型里有四个在第 7 轮就到达最优，Embedding 组大多要 10 到 12 轮。换成 Word2Vec 之后双向相对单向仍有 0.54 个百分点的优势，说明双向的优势不依赖向量化方式。</w:t>
       </w:r>
     </w:p>
     <w:p>
@@ -9519,7 +9519,7 @@
           <w:color w:val="1f2933"/>
           <w:sz w:val="24"/>
         </w:rPr>
-        <w:t>答：用了 Dropout 0.5、权重衰减 1e-5、梯度裁剪 5.0，并按验证集准确率早停（耐心 3 轮）。图 2 的验证集曲线在后期没有明显反弹。</w:t>
+        <w:t>答：用了 Dropout 0.5、权重衰减 1e-5、梯度裁剪 5.0，另外设了按验证集准确率早停（耐心 3 轮）。本轮实验里六个主模型都跑满了 12 轮，早停没有触发，最优轮次落在第 10 到 12 轮；最终取的是验证集上表现最好的那份权重，不是最后一轮的权重。</w:t>
       </w:r>
     </w:p>
     <w:p>
@@ -9966,7 +9966,7 @@
           <w:color w:val="274b6d"/>
           <w:sz w:val="26"/>
         </w:rPr>
-        <w:t>A.3 训练主循环要点</w:t>
+        <w:t>A.3 训练主循环要点（省去了日志与指标统计，只留主干）</w:t>
       </w:r>
     </w:p>
     <w:tbl>
@@ -10253,113 +10253,95 @@
     </w:pPrDefault>
   </w:docDefaults>
   <w:latentStyles w:defLockedState="0" w:defUIPriority="99" w:defSemiHidden="0" w:defUnhideWhenUsed="0" w:defQFormat="0" w:count="88">
+    <w:lsdException w:name="List Bullet" w:semiHidden="1" w:unhideWhenUsed="1"/>
+    <w:lsdException w:name="caption" w:uiPriority="35" w:semiHidden="1" w:unhideWhenUsed="1" w:qFormat="1"/>
+    <w:lsdException w:name="index 7" w:semiHidden="1" w:unhideWhenUsed="1"/>
+    <w:lsdException w:name="List Bullet 3" w:semiHidden="1" w:unhideWhenUsed="1"/>
+    <w:lsdException w:name="footer" w:semiHidden="1" w:unhideWhenUsed="1"/>
+    <w:lsdException w:name="table of figures" w:semiHidden="1" w:unhideWhenUsed="1"/>
+    <w:lsdException w:name="heading 9" w:uiPriority="9" w:semiHidden="1" w:unhideWhenUsed="1" w:qFormat="1"/>
+    <w:lsdException w:name="envelope return" w:semiHidden="1" w:unhideWhenUsed="1"/>
+    <w:lsdException w:name="List Continue 3" w:semiHidden="1" w:unhideWhenUsed="1"/>
+    <w:lsdException w:name="footnote text" w:semiHidden="1" w:unhideWhenUsed="1"/>
+    <w:lsdException w:name="Normal" w:uiPriority="0" w:qFormat="1"/>
+    <w:lsdException w:name="page number" w:semiHidden="1" w:unhideWhenUsed="1"/>
+    <w:lsdException w:name="toc 4" w:uiPriority="39" w:semiHidden="1" w:unhideWhenUsed="1"/>
+    <w:lsdException w:name="List Number 4" w:semiHidden="1" w:unhideWhenUsed="1"/>
+    <w:lsdException w:name="heading 1" w:uiPriority="9" w:qFormat="1"/>
     <w:lsdException w:name="List Continue 5" w:semiHidden="1" w:unhideWhenUsed="1"/>
-    <w:lsdException w:name="heading 1" w:uiPriority="9" w:qFormat="1"/>
-    <w:lsdException w:name="toc 9" w:uiPriority="39" w:semiHidden="1" w:unhideWhenUsed="1"/>
-    <w:lsdException w:name="List Continue" w:semiHidden="1" w:unhideWhenUsed="1"/>
-    <w:lsdException w:name="List Bullet" w:semiHidden="1" w:unhideWhenUsed="1"/>
     <w:lsdException w:name="Block Text" w:semiHidden="1" w:unhideWhenUsed="1"/>
-    <w:lsdException w:name="Closing" w:semiHidden="1" w:unhideWhenUsed="1"/>
-    <w:lsdException w:name="index 7" w:semiHidden="1" w:unhideWhenUsed="1"/>
-    <w:lsdException w:name="footer" w:semiHidden="1" w:unhideWhenUsed="1"/>
+    <w:lsdException w:name="toc 6" w:uiPriority="39" w:semiHidden="1" w:unhideWhenUsed="1"/>
+    <w:lsdException w:name="index 5" w:semiHidden="1" w:unhideWhenUsed="1"/>
+    <w:lsdException w:name="Body Text 3" w:semiHidden="1" w:unhideWhenUsed="1"/>
+    <w:lsdException w:name="Body Text" w:semiHidden="1" w:unhideWhenUsed="1"/>
+    <w:lsdException w:name="List Bullet 4" w:semiHidden="1" w:unhideWhenUsed="1"/>
+    <w:lsdException w:name="heading 6" w:uiPriority="9" w:semiHidden="1" w:unhideWhenUsed="1" w:qFormat="1"/>
+    <w:lsdException w:name="Date" w:semiHidden="1" w:unhideWhenUsed="1"/>
+    <w:lsdException w:name="Body Text Indent 2" w:semiHidden="1" w:unhideWhenUsed="1"/>
+    <w:lsdException w:name="toc 1" w:uiPriority="39" w:semiHidden="1" w:unhideWhenUsed="1"/>
+    <w:lsdException w:name="Message Header" w:semiHidden="1" w:unhideWhenUsed="1"/>
+    <w:lsdException w:name="index 8" w:semiHidden="1" w:unhideWhenUsed="1"/>
+    <w:lsdException w:name="Body Text Indent" w:semiHidden="1" w:unhideWhenUsed="1"/>
+    <w:lsdException w:name="endnote reference" w:semiHidden="1" w:unhideWhenUsed="1"/>
+    <w:lsdException w:name="heading 3" w:uiPriority="9" w:semiHidden="1" w:unhideWhenUsed="1" w:qFormat="1"/>
+    <w:lsdException w:name="toc 8" w:uiPriority="39" w:semiHidden="1" w:unhideWhenUsed="1"/>
     <w:lsdException w:name="Subtitle" w:uiPriority="11" w:qFormat="1"/>
-    <w:lsdException w:name="envelope return" w:semiHidden="1" w:unhideWhenUsed="1"/>
-    <w:lsdException w:name="Note Heading" w:semiHidden="1" w:unhideWhenUsed="1"/>
-    <w:lsdException w:name="heading 6" w:uiPriority="9" w:semiHidden="1" w:unhideWhenUsed="1" w:qFormat="1"/>
-    <w:lsdException w:name="Normal" w:uiPriority="0" w:qFormat="1"/>
-    <w:lsdException w:name="List Continue 3" w:semiHidden="1" w:unhideWhenUsed="1"/>
-    <w:lsdException w:name="heading 4" w:uiPriority="9" w:semiHidden="1" w:unhideWhenUsed="1" w:qFormat="1"/>
-    <w:lsdException w:name="heading 2" w:uiPriority="9" w:semiHidden="1" w:unhideWhenUsed="1" w:qFormat="1"/>
-    <w:lsdException w:name="header" w:semiHidden="1" w:unhideWhenUsed="1"/>
-    <w:lsdException w:name="List Number 5" w:semiHidden="1" w:unhideWhenUsed="1"/>
-    <w:lsdException w:name="heading 3" w:uiPriority="9" w:semiHidden="1" w:unhideWhenUsed="1" w:qFormat="1"/>
-    <w:lsdException w:name="caption" w:uiPriority="35" w:semiHidden="1" w:unhideWhenUsed="1" w:qFormat="1"/>
-    <w:lsdException w:name="index 5" w:semiHidden="1" w:unhideWhenUsed="1"/>
-    <w:lsdException w:name="List Bullet 3" w:semiHidden="1" w:unhideWhenUsed="1"/>
+    <w:lsdException w:name="index 6" w:semiHidden="1" w:unhideWhenUsed="1"/>
     <w:lsdException w:name="List Number 3" w:semiHidden="1" w:unhideWhenUsed="1"/>
-    <w:lsdException w:name="heading 8" w:uiPriority="9" w:semiHidden="1" w:unhideWhenUsed="1" w:qFormat="1"/>
-    <w:lsdException w:name="Body Text Indent 2" w:semiHidden="1" w:unhideWhenUsed="1"/>
-    <w:lsdException w:name="footnote text" w:semiHidden="1" w:unhideWhenUsed="1"/>
-    <w:lsdException w:name="page number" w:semiHidden="1" w:unhideWhenUsed="1"/>
-    <w:lsdException w:name="index heading" w:semiHidden="1" w:unhideWhenUsed="1"/>
-    <w:lsdException w:name="toa heading" w:semiHidden="1" w:unhideWhenUsed="1"/>
-    <w:lsdException w:name="endnote reference" w:semiHidden="1" w:unhideWhenUsed="1"/>
-    <w:lsdException w:name="Body Text 3" w:semiHidden="1" w:unhideWhenUsed="1"/>
-    <w:lsdException w:name="toc 7" w:uiPriority="39" w:semiHidden="1" w:unhideWhenUsed="1"/>
-    <w:lsdException w:name="toc 6" w:uiPriority="39" w:semiHidden="1" w:unhideWhenUsed="1"/>
-    <w:lsdException w:name="heading 9" w:uiPriority="9" w:semiHidden="1" w:unhideWhenUsed="1" w:qFormat="1"/>
-    <w:lsdException w:name="index 4" w:semiHidden="1" w:unhideWhenUsed="1"/>
-    <w:lsdException w:name="index 2" w:semiHidden="1" w:unhideWhenUsed="1"/>
-    <w:lsdException w:name="toc 5" w:uiPriority="39" w:semiHidden="1" w:unhideWhenUsed="1"/>
-    <w:lsdException w:name="Default Paragraph Font" w:uiPriority="1" w:semiHidden="1" w:unhideWhenUsed="1"/>
-    <w:lsdException w:name="index 8" w:semiHidden="1" w:unhideWhenUsed="1"/>
-    <w:lsdException w:name="toc 1" w:uiPriority="39" w:semiHidden="1" w:unhideWhenUsed="1"/>
-    <w:lsdException w:name="index 9" w:semiHidden="1" w:unhideWhenUsed="1"/>
-    <w:lsdException w:name="List Number 4" w:semiHidden="1" w:unhideWhenUsed="1"/>
-    <w:lsdException w:name="Body Text First Indent" w:semiHidden="1" w:unhideWhenUsed="1"/>
-    <w:lsdException w:name="Body Text Indent" w:semiHidden="1" w:unhideWhenUsed="1"/>
-    <w:lsdException w:name="List Continue 4" w:semiHidden="1" w:unhideWhenUsed="1"/>
-    <w:lsdException w:name="toc 8" w:uiPriority="39" w:semiHidden="1" w:unhideWhenUsed="1"/>
-    <w:lsdException w:name="List Number" w:semiHidden="1" w:unhideWhenUsed="1"/>
-    <w:lsdException w:name="index 6" w:semiHidden="1" w:unhideWhenUsed="1"/>
-    <w:lsdException w:name="FollowedHyperlink" w:semiHidden="1" w:unhideWhenUsed="1"/>
-    <w:lsdException w:name="annotation reference" w:semiHidden="1" w:unhideWhenUsed="1"/>
-    <w:lsdException w:name="List Bullet 4" w:semiHidden="1" w:unhideWhenUsed="1"/>
     <w:lsdException w:name="List Bullet 2" w:semiHidden="1" w:unhideWhenUsed="1"/>
     <w:lsdException w:name="List 3" w:semiHidden="1" w:unhideWhenUsed="1"/>
-    <w:lsdException w:name="List Bullet 5" w:semiHidden="1" w:unhideWhenUsed="1"/>
+    <w:lsdException w:name="heading 8" w:uiPriority="9" w:semiHidden="1" w:unhideWhenUsed="1" w:qFormat="1"/>
+    <w:lsdException w:name="toc 3" w:uiPriority="39" w:semiHidden="1" w:unhideWhenUsed="1"/>
+    <w:lsdException w:name="index 3" w:semiHidden="1" w:unhideWhenUsed="1"/>
+    <w:lsdException w:name="List Number 5" w:semiHidden="1" w:unhideWhenUsed="1"/>
+    <w:lsdException w:name="Body Text First Indent" w:semiHidden="1" w:unhideWhenUsed="1"/>
+    <w:lsdException w:name="List Number" w:semiHidden="1" w:unhideWhenUsed="1"/>
+    <w:lsdException w:name="index 4" w:semiHidden="1" w:unhideWhenUsed="1"/>
+    <w:lsdException w:name="List 4" w:semiHidden="1" w:unhideWhenUsed="1"/>
+    <w:lsdException w:name="toc 5" w:uiPriority="39" w:semiHidden="1" w:unhideWhenUsed="1"/>
     <w:lsdException w:name="envelope address" w:semiHidden="1" w:unhideWhenUsed="1"/>
-    <w:lsdException w:name="annotation text" w:semiHidden="1" w:unhideWhenUsed="1"/>
+    <w:lsdException w:name="List Continue 2" w:semiHidden="1" w:unhideWhenUsed="1"/>
+    <w:lsdException w:name="Default Paragraph Font" w:uiPriority="1" w:semiHidden="1" w:unhideWhenUsed="1"/>
     <w:lsdException w:name="table of authorities" w:semiHidden="1" w:unhideWhenUsed="1"/>
-    <w:lsdException w:name="table of figures" w:semiHidden="1" w:unhideWhenUsed="1"/>
-    <w:lsdException w:name="Salutation" w:semiHidden="1" w:unhideWhenUsed="1"/>
-    <w:lsdException w:name="toc 3" w:uiPriority="39" w:semiHidden="1" w:unhideWhenUsed="1"/>
+    <w:lsdException w:name="line number" w:semiHidden="1" w:unhideWhenUsed="1"/>
+    <w:lsdException w:name="heading 5" w:uiPriority="9" w:semiHidden="1" w:unhideWhenUsed="1" w:qFormat="1"/>
+    <w:lsdException w:name="index heading" w:semiHidden="1" w:unhideWhenUsed="1"/>
+    <w:lsdException w:name="Note Heading" w:semiHidden="1" w:unhideWhenUsed="1"/>
     <w:lsdException w:name="Hyperlink" w:semiHidden="1" w:unhideWhenUsed="1"/>
-    <w:lsdException w:name="Strong" w:uiPriority="22" w:qFormat="1"/>
     <w:lsdException w:name="macro" w:semiHidden="1" w:unhideWhenUsed="1"/>
-    <w:lsdException w:name="Body Text Indent 3" w:semiHidden="1" w:unhideWhenUsed="1"/>
-    <w:lsdException w:name="footnote reference" w:semiHidden="1" w:unhideWhenUsed="1"/>
-    <w:lsdException w:name="Body Text First Indent 2" w:semiHidden="1" w:unhideWhenUsed="1"/>
-    <w:lsdException w:name="Signature" w:semiHidden="1" w:unhideWhenUsed="1"/>
-    <w:lsdException w:name="List 4" w:semiHidden="1" w:unhideWhenUsed="1"/>
-    <w:lsdException w:name="heading 7" w:uiPriority="9" w:semiHidden="1" w:unhideWhenUsed="1" w:qFormat="1"/>
-    <w:lsdException w:name="line number" w:semiHidden="1" w:unhideWhenUsed="1"/>
-    <w:lsdException w:name="List Continue 2" w:semiHidden="1" w:unhideWhenUsed="1"/>
-    <w:lsdException w:name="Date" w:semiHidden="1" w:unhideWhenUsed="1"/>
-    <w:lsdException w:name="heading 5" w:uiPriority="9" w:semiHidden="1" w:unhideWhenUsed="1" w:qFormat="1"/>
-    <w:lsdException w:name="Body Text" w:semiHidden="1" w:unhideWhenUsed="1"/>
-    <w:lsdException w:name="List 2" w:semiHidden="1" w:unhideWhenUsed="1"/>
-    <w:lsdException w:name="toc 4" w:uiPriority="39" w:semiHidden="1" w:unhideWhenUsed="1"/>
-    <w:lsdException w:name="index 3" w:semiHidden="1" w:unhideWhenUsed="1"/>
-    <w:lsdException w:name="toc 2" w:uiPriority="39" w:semiHidden="1" w:unhideWhenUsed="1"/>
     <w:lsdException w:name="index 1" w:semiHidden="1" w:unhideWhenUsed="1"/>
     <w:lsdException w:name="Normal Indent" w:semiHidden="1" w:unhideWhenUsed="1"/>
-    <w:lsdException w:name="Message Header" w:semiHidden="1" w:unhideWhenUsed="1"/>
+    <w:lsdException w:name="toa heading" w:semiHidden="1" w:unhideWhenUsed="1"/>
     <w:lsdException w:name="Body Text 2" w:semiHidden="1" w:unhideWhenUsed="1"/>
+    <w:lsdException w:name="heading 2" w:uiPriority="9" w:semiHidden="1" w:unhideWhenUsed="1" w:qFormat="1"/>
+    <w:lsdException w:name="footnote reference" w:semiHidden="1" w:unhideWhenUsed="1"/>
+    <w:lsdException w:name="Signature" w:semiHidden="1" w:unhideWhenUsed="1"/>
+    <w:lsdException w:name="List Continue 4" w:semiHidden="1" w:unhideWhenUsed="1"/>
+    <w:lsdException w:name="index 2" w:semiHidden="1" w:unhideWhenUsed="1"/>
+    <w:lsdException w:name="toc 7" w:uiPriority="39" w:semiHidden="1" w:unhideWhenUsed="1"/>
+    <w:lsdException w:name="List Continue" w:semiHidden="1" w:unhideWhenUsed="1"/>
+    <w:lsdException w:name="Closing" w:semiHidden="1" w:unhideWhenUsed="1"/>
+    <w:lsdException w:name="annotation reference" w:semiHidden="1" w:unhideWhenUsed="1"/>
+    <w:lsdException w:name="List" w:semiHidden="1" w:unhideWhenUsed="1"/>
+    <w:lsdException w:name="annotation text" w:semiHidden="1" w:unhideWhenUsed="1"/>
+    <w:lsdException w:name="List Bullet 5" w:semiHidden="1" w:unhideWhenUsed="1"/>
+    <w:lsdException w:name="heading 7" w:uiPriority="9" w:semiHidden="1" w:unhideWhenUsed="1" w:qFormat="1"/>
+    <w:lsdException w:name="Salutation" w:semiHidden="1" w:unhideWhenUsed="1"/>
+    <w:lsdException w:name="toc 2" w:uiPriority="39" w:semiHidden="1" w:unhideWhenUsed="1"/>
+    <w:lsdException w:name="List 2" w:semiHidden="1" w:unhideWhenUsed="1"/>
+    <w:lsdException w:name="Strong" w:uiPriority="22" w:qFormat="1"/>
+    <w:lsdException w:name="index 9" w:semiHidden="1" w:unhideWhenUsed="1"/>
+    <w:lsdException w:name="Body Text Indent 3" w:semiHidden="1" w:unhideWhenUsed="1"/>
+    <w:lsdException w:name="Body Text First Indent 2" w:semiHidden="1" w:unhideWhenUsed="1"/>
+    <w:lsdException w:name="heading 4" w:uiPriority="9" w:semiHidden="1" w:unhideWhenUsed="1" w:qFormat="1"/>
     <w:lsdException w:name="endnote text" w:semiHidden="1" w:unhideWhenUsed="1"/>
     <w:lsdException w:name="Title" w:uiPriority="10" w:qFormat="1"/>
+    <w:lsdException w:name="List 5" w:semiHidden="1" w:unhideWhenUsed="1"/>
     <w:lsdException w:name="List Number 2" w:semiHidden="1" w:unhideWhenUsed="1"/>
-    <w:lsdException w:name="List 5" w:semiHidden="1" w:unhideWhenUsed="1"/>
-    <w:lsdException w:name="List" w:semiHidden="1" w:unhideWhenUsed="1"/>
+    <w:lsdException w:name="header" w:semiHidden="1" w:unhideWhenUsed="1"/>
+    <w:lsdException w:name="FollowedHyperlink" w:semiHidden="1" w:unhideWhenUsed="1"/>
+    <w:lsdException w:name="toc 9" w:uiPriority="39" w:semiHidden="1" w:unhideWhenUsed="1"/>
   </w:latentStyles>
-  <w:style w:type="paragraph" w:styleId="000004">
-    <w:name w:val="heading 3"/>
-    <w:basedOn w:val="Normal"/>
-    <w:next w:val="Normal"/>
-    <w:uiPriority w:val="9"/>
-    <w:qFormat w:val="1"/>
-    <w:pPr>
-      <w:keepNext w:val="1"/>
-      <w:keepLines w:val="1"/>
-      <w:spacing w:before="180" w:after="80"/>
-      <w:outlineLvl w:val="2"/>
-    </w:pPr>
-    <w:rPr>
-      <w:b w:val="1"/>
-      <w:sz w:val="24"/>
-      <w:szCs w:val="24"/>
-    </w:rPr>
-  </w:style>
   <w:style w:type="paragraph" w:styleId="000002">
     <w:name w:val="heading 1"/>
     <w:basedOn w:val="Normal"/>
@@ -10394,6 +10376,24 @@
       <w:b w:val="1"/>
       <w:sz w:val="26"/>
       <w:szCs w:val="26"/>
+    </w:rPr>
+  </w:style>
+  <w:style w:type="paragraph" w:styleId="000004">
+    <w:name w:val="heading 3"/>
+    <w:basedOn w:val="Normal"/>
+    <w:next w:val="Normal"/>
+    <w:uiPriority w:val="9"/>
+    <w:qFormat w:val="1"/>
+    <w:pPr>
+      <w:keepNext w:val="1"/>
+      <w:keepLines w:val="1"/>
+      <w:spacing w:before="180" w:after="80"/>
+      <w:outlineLvl w:val="2"/>
+    </w:pPr>
+    <w:rPr>
+      <w:b w:val="1"/>
+      <w:sz w:val="24"/>
+      <w:szCs w:val="24"/>
     </w:rPr>
   </w:style>
 </w:styles>
